--- a/Visa2026.Module/Resources/App_Visa_And_WP_Ext_Letter.docx
+++ b/Visa2026.Module/Resources/App_Visa_And_WP_Ext_Letter.docx
@@ -72,35 +72,35 @@
           <w:rFonts w:ascii="Times New Roman" w:hAnsi="Times New Roman"/>
           <w:sz w:val="30"/>
         </w:rPr>
-        <w:t xml:space="preserve">    {{ds.ProjectContract_Description}}</w:t>
-      </w:r>
-    </w:p>
-    <w:p>
-      <w:pPr>
-        <w:jc w:val="both"/>
-        <w:ind w:firstLine="720"/>
-        <w:spacing w:after="160"/>
-      </w:pPr>
-      <w:r>
-        <w:rPr>
-          <w:rFonts w:ascii="Times New Roman" w:hAnsi="Times New Roman"/>
-          <w:sz w:val="30"/>
-        </w:rPr>
-        <w:t xml:space="preserve">    Hatymyzyň goşundysynda görkezilen "{{ds.Company_Name}}" kompaniýasyna degişli bolan sanawdaky {{ds.TotalPersonCount}} ({{ds.TotalPersonCountText}}) sany daşary ýurt raýaty üçin Türkmenistanyň Döwlet migrasiýa gullugy tarapyndan wizasyny we iş rugsatnamasyny {{ds.VisaPeriod_NameTm}} {{ds.VisaCategory_NameTm}} möhlet bilen uzadylmagyna rugsat berilmegine ýardam bermegini Sizden haýyş edýäris.</w:t>
-      </w:r>
-    </w:p>
-    <w:p>
-      <w:pPr>
-        <w:jc w:val="both"/>
-        <w:ind w:firstLine="720"/>
-        <w:spacing w:after="160"/>
-      </w:pPr>
-      <w:r>
-        <w:rPr>
-          <w:rFonts w:ascii="Times New Roman" w:hAnsi="Times New Roman"/>
-          <w:sz w:val="30"/>
-        </w:rPr>
-        <w:t xml:space="preserve">    Daşary ýurt raýatynyň Türkmenistana gelmeginiň, onda bolmagynyň we ondan gitmeginiň düzgünlerini berjaý etmegine jogapkärçiligi kompaniýamyz öz üstüne alýar.</w:t>
+        <w:t xml:space="preserve">{{ds.ProjectContract_Description}}</w:t>
+      </w:r>
+    </w:p>
+    <w:p>
+      <w:pPr>
+        <w:jc w:val="both"/>
+        <w:ind w:firstLine="720"/>
+        <w:spacing w:after="160"/>
+      </w:pPr>
+      <w:r>
+        <w:rPr>
+          <w:rFonts w:ascii="Times New Roman" w:hAnsi="Times New Roman"/>
+          <w:sz w:val="30"/>
+        </w:rPr>
+        <w:t xml:space="preserve">Hatymyzyň goşundysynda görkezilen "{{ds.Company_Name}}" kompaniýasyna degişli bolan sanawdaky {{ds.TotalPersonCount}} ({{ds.TotalPersonCountText}}) sany daşary ýurt raýaty üçin Türkmenistanyň Döwlet migrasiýa gullugy tarapyndan wizasyny we iş rugsatnamasyny {{ds.VisaPeriod_NameTm}} {{ds.VisaCategory_NameTm}} möhlet bilen uzadylmagyna rugsat berilmegine ýardam bermegini Sizden haýyş edýäris.</w:t>
+      </w:r>
+    </w:p>
+    <w:p>
+      <w:pPr>
+        <w:jc w:val="both"/>
+        <w:ind w:firstLine="720"/>
+        <w:spacing w:after="160"/>
+      </w:pPr>
+      <w:r>
+        <w:rPr>
+          <w:rFonts w:ascii="Times New Roman" w:hAnsi="Times New Roman"/>
+          <w:sz w:val="30"/>
+        </w:rPr>
+        <w:t xml:space="preserve">Daşary ýurt raýatynyň Türkmenistana gelmeginiň, onda bolmagynyň we ondan gitmeginiň düzgünlerini berjaý etmegine jogapkärçiligi kompaniýamyz öz üstüne alýar.</w:t>
       </w:r>
     </w:p>
     <w:p/>
@@ -120,33 +120,78 @@
       </w:r>
     </w:p>
     <w:p/>
-    <w:p>
-      <w:pPr>
-        <w:tabs>
-          <w:tab w:val="right" w:pos="8306"/>
-        </w:tabs>
-        <w:spacing w:before="480" w:after="0"/>
-      </w:pPr>
-      <w:r>
-        <w:rPr>
-          <w:rFonts w:ascii="Times New Roman" w:hAnsi="Times New Roman"/>
-          <w:sz w:val="30"/>
-          <w:b/>
-        </w:rPr>
-        <w:t xml:space="preserve">{{ds.Application_CompanyHead_PositionTm}}</w:t>
-      </w:r>
-      <w:r>
-        <w:tab/>
-      </w:r>
-      <w:r>
-        <w:rPr>
-          <w:rFonts w:ascii="Times New Roman" w:hAnsi="Times New Roman"/>
-          <w:sz w:val="30"/>
-          <w:b/>
-        </w:rPr>
-        <w:t xml:space="preserve">{{ds.Application_CompanyHead_FullName}}</w:t>
-      </w:r>
-    </w:p>
+    <w:tbl>
+      <w:tblPr>
+        <w:tblW w:w="8306" w:type="dxa"/>
+        <w:tblLayout w:type="fixed"/>
+        <w:tblBorders>
+          <w:top w:val="nil"/>
+          <w:left w:val="nil"/>
+          <w:bottom w:val="nil"/>
+          <w:right w:val="nil"/>
+          <w:insideH w:val="nil"/>
+          <w:insideV w:val="nil"/>
+        </w:tblBorders>
+      </w:tblPr>
+      <w:tblGrid>
+        <w:gridCol w:w="5200"/>
+        <w:gridCol w:w="3106"/>
+      </w:tblGrid>
+      <w:tr>
+        <w:tc>
+          <w:tcPr>
+            <w:tcW w:w="5200" w:type="dxa"/>
+            <w:vAlign w:val="top"/>
+            <w:tcBorders>
+              <w:top w:val="nil"/>
+              <w:left w:val="nil"/>
+              <w:bottom w:val="nil"/>
+              <w:right w:val="nil"/>
+            </w:tcBorders>
+          </w:tcPr>
+          <w:p>
+            <w:pPr>
+              <w:jc w:val="left"/>
+              <w:spacing w:before="480" w:after="0"/>
+            </w:pPr>
+            <w:r>
+              <w:rPr>
+                <w:rFonts w:ascii="Times New Roman" w:hAnsi="Times New Roman"/>
+                <w:sz w:val="30"/>
+                <w:b/>
+              </w:rPr>
+              <w:t xml:space="preserve">{{ds.Application_CompanyHead_PositionTm}}</w:t>
+            </w:r>
+          </w:p>
+        </w:tc>
+        <w:tc>
+          <w:tcPr>
+            <w:tcW w:w="3106" w:type="dxa"/>
+            <w:vAlign w:val="top"/>
+            <w:tcBorders>
+              <w:top w:val="nil"/>
+              <w:left w:val="nil"/>
+              <w:bottom w:val="nil"/>
+              <w:right w:val="nil"/>
+            </w:tcBorders>
+          </w:tcPr>
+          <w:p>
+            <w:pPr>
+              <w:jc w:val="right"/>
+              <w:spacing w:before="480" w:after="0"/>
+            </w:pPr>
+            <w:r>
+              <w:rPr>
+                <w:rFonts w:ascii="Times New Roman" w:hAnsi="Times New Roman"/>
+                <w:sz w:val="30"/>
+                <w:b/>
+              </w:rPr>
+              <w:t xml:space="preserve">{{ds.Application_CompanyHead_FullName}}</w:t>
+            </w:r>
+          </w:p>
+        </w:tc>
+      </w:tr>
+    </w:tbl>
     <w:sectPr>
       <w:pgSz w:w="11906" w:h="16838"/>
       <w:pgMar w:top="1440" w:right="1800" w:bottom="1440" w:left="1800"/>

--- a/Visa2026.Module/Resources/App_Visa_And_WP_Ext_Letter.docx
+++ b/Visa2026.Module/Resources/App_Visa_And_WP_Ext_Letter.docx
@@ -4,8 +4,8 @@
   <w:body>
     <w:p>
       <w:pPr>
-        <w:jc w:val="right"/>
-        <w:spacing w:after="80"/>
+        <w:jc w:val="left"/>
+        <w:spacing w:after="24"/>
       </w:pPr>
       <w:r>
         <w:rPr>
@@ -18,8 +18,8 @@
     </w:p>
     <w:p>
       <w:pPr>
-        <w:jc w:val="right"/>
-        <w:spacing w:after="80"/>
+        <w:jc w:val="left"/>
+        <w:spacing w:after="24"/>
       </w:pPr>
       <w:r>
         <w:rPr>
@@ -30,42 +30,118 @@
         <w:t xml:space="preserve">{{ds.ApplicationDate}} ý.</w:t>
       </w:r>
     </w:p>
-    <w:p/>
-    <w:p>
-      <w:pPr>
-        <w:jc w:val="left"/>
-        <w:spacing w:after="80"/>
-      </w:pPr>
-      <w:r>
-        <w:rPr>
-          <w:rFonts w:ascii="Times New Roman" w:hAnsi="Times New Roman"/>
-          <w:sz w:val="30"/>
-          <w:b/>
-        </w:rPr>
-        <w:t xml:space="preserve">{{ds.ProjectContract_Ministry_RecipientBlock}}</w:t>
-      </w:r>
-    </w:p>
-    <w:p/>
-    <w:p>
-      <w:pPr>
-        <w:jc w:val="left"/>
-        <w:spacing w:after="80"/>
-      </w:pPr>
-      <w:r>
-        <w:rPr>
-          <w:rFonts w:ascii="Times New Roman" w:hAnsi="Times New Roman"/>
-          <w:sz w:val="30"/>
-          <w:b/>
+    <w:tbl>
+      <w:tblPr>
+        <w:tblW w:w="9506" w:type="dxa"/>
+        <w:tblLayout w:type="fixed"/>
+        <w:tblBorders>
+          <w:top w:val="nil"/>
+          <w:left w:val="nil"/>
+          <w:bottom w:val="nil"/>
+          <w:right w:val="nil"/>
+          <w:insideH w:val="nil"/>
+          <w:insideV w:val="nil"/>
+        </w:tblBorders>
+      </w:tblPr>
+      <w:tblGrid>
+        <w:gridCol w:w="3106"/>
+        <w:gridCol w:w="6400"/>
+      </w:tblGrid>
+      <w:tr>
+        <w:tc>
+          <w:tcPr>
+            <w:tcW w:w="3106" w:type="dxa"/>
+            <w:vAlign w:val="top"/>
+            <w:tcBorders>
+              <w:top w:val="nil"/>
+              <w:left w:val="nil"/>
+              <w:bottom w:val="nil"/>
+              <w:right w:val="nil"/>
+            </w:tcBorders>
+          </w:tcPr>
+          <w:p>
+            <w:pPr/>
+          </w:p>
+        </w:tc>
+        <w:tc>
+          <w:tcPr>
+            <w:tcW w:w="6400" w:type="dxa"/>
+            <w:vAlign w:val="top"/>
+            <w:tcBorders>
+              <w:top w:val="nil"/>
+              <w:left w:val="nil"/>
+              <w:bottom w:val="nil"/>
+              <w:right w:val="nil"/>
+            </w:tcBorders>
+          </w:tcPr>
+          <w:p>
+            <w:pPr>
+              <w:jc w:val="left"/>
+              <w:spacing w:after="24"/>
+            </w:pPr>
+            <w:r>
+              <w:rPr>
+                <w:rFonts w:ascii="Times New Roman" w:hAnsi="Times New Roman"/>
+                <w:sz w:val="30"/>
+                <w:b/>
+              </w:rPr>
+              <w:t xml:space="preserve">{{ds.ProjectContract_Ministry_RecipientBlock_Line1}}</w:t>
+            </w:r>
+          </w:p>
+          <w:p>
+            <w:pPr>
+              <w:jc w:val="left"/>
+              <w:spacing w:after="72"/>
+            </w:pPr>
+            <w:r>
+              <w:rPr>
+                <w:rFonts w:ascii="Times New Roman" w:hAnsi="Times New Roman"/>
+                <w:sz w:val="30"/>
+                <w:b/>
+              </w:rPr>
+              <w:t xml:space="preserve">{?{ds.ProjectContract_Ministry_RecipientBlock_HasLine2}}{{ds.ProjectContract_Ministry_RecipientBlock_Line2}}{{/}}</w:t>
+            </w:r>
+          </w:p>
+        </w:tc>
+      </w:tr>
+    </w:tbl>
+    <w:p>
+      <w:pPr>
+        <w:jc w:val="left"/>
+        <w:spacing w:after="72"/>
+      </w:pPr>
+      <w:r>
+        <w:rPr>
+          <w:rFonts w:ascii="Times New Roman" w:hAnsi="Times New Roman"/>
+          <w:sz w:val="24"/>
+          <w:i/>
+          <w:color w:val="000000"/>
+          <w:u w:val="none"/>
+        </w:rPr>
+        <w:t xml:space="preserve">{?{ds.ApplicationType_ShowUrgency}}{{ds.Urgency_NameTm}}{{/}}</w:t>
+      </w:r>
+    </w:p>
+    <w:p>
+      <w:pPr>
+        <w:jc w:val="center"/>
+        <w:spacing w:after="200"/>
+      </w:pPr>
+      <w:r>
+        <w:rPr>
+          <w:rFonts w:ascii="Times New Roman" w:hAnsi="Times New Roman"/>
+          <w:sz w:val="30"/>
+          <w:b/>
+          <w:u w:val="none"/>
+          <w:color w:val="000000"/>
         </w:rPr>
         <w:t xml:space="preserve">{{ds.ProjectContract_Ministry_FormOfAddress}}</w:t>
       </w:r>
     </w:p>
-    <w:p/>
     <w:p>
       <w:pPr>
         <w:jc w:val="both"/>
         <w:ind w:firstLine="720"/>
-        <w:spacing w:after="160"/>
+        <w:spacing w:after="100"/>
       </w:pPr>
       <w:r>
         <w:rPr>
@@ -79,21 +155,66 @@
       <w:pPr>
         <w:jc w:val="both"/>
         <w:ind w:firstLine="720"/>
-        <w:spacing w:after="160"/>
-      </w:pPr>
-      <w:r>
-        <w:rPr>
-          <w:rFonts w:ascii="Times New Roman" w:hAnsi="Times New Roman"/>
-          <w:sz w:val="30"/>
-        </w:rPr>
-        <w:t xml:space="preserve">Hatymyzyň goşundysynda görkezilen "{{ds.Company_Name}}" kompaniýasyna degişli bolan sanawdaky {{ds.TotalPersonCount}} ({{ds.TotalPersonCountText}}) sany daşary ýurt raýaty üçin Türkmenistanyň Döwlet migrasiýa gullugy tarapyndan wizasyny we iş rugsatnamasyny {{ds.VisaPeriod_NameTm}} {{ds.VisaCategory_NameTm}} möhlet bilen uzadylmagyna rugsat berilmegine ýardam bermegini Sizden haýyş edýäris.</w:t>
+        <w:spacing w:after="100"/>
+      </w:pPr>
+      <w:r>
+        <w:rPr>
+          <w:rFonts w:ascii="Times New Roman" w:hAnsi="Times New Roman"/>
+          <w:sz w:val="30"/>
+        </w:rPr>
+        <w:t xml:space="preserve">Hatymyzyň goşundysynda görkezilen «</w:t>
+      </w:r>
+      <w:r>
+        <w:rPr>
+          <w:rFonts w:ascii="Times New Roman" w:hAnsi="Times New Roman"/>
+          <w:sz w:val="30"/>
+          <w:b/>
+        </w:rPr>
+        <w:t xml:space="preserve">{{ds.Company_Name}}</w:t>
+      </w:r>
+      <w:r>
+        <w:rPr>
+          <w:rFonts w:ascii="Times New Roman" w:hAnsi="Times New Roman"/>
+          <w:sz w:val="30"/>
+        </w:rPr>
+        <w:t xml:space="preserve">» kompaniýasyna degişli bolan sanawdaky </w:t>
+      </w:r>
+      <w:r>
+        <w:rPr>
+          <w:rFonts w:ascii="Times New Roman" w:hAnsi="Times New Roman"/>
+          <w:sz w:val="30"/>
+          <w:b/>
+        </w:rPr>
+        <w:t xml:space="preserve">{{ds.TotalPersonCount}} ({{ds.TotalPersonCountText}})</w:t>
+      </w:r>
+      <w:r>
+        <w:rPr>
+          <w:rFonts w:ascii="Times New Roman" w:hAnsi="Times New Roman"/>
+          <w:sz w:val="30"/>
+        </w:rPr>
+        <w:t xml:space="preserve"> sany daşary ýurt raýaty üçin Türkmenistanyň Döwlet migrasiýa gullugy tarapyndan wizasyny we iş rugsatnamasyny </w:t>
+      </w:r>
+      <w:r>
+        <w:rPr>
+          <w:rFonts w:ascii="Times New Roman" w:hAnsi="Times New Roman"/>
+          <w:sz w:val="30"/>
+          <w:b/>
+        </w:rPr>
+        <w:t xml:space="preserve">{{ds.VisaPeriod_NameTm}} {{ds.VisaCategory_NameTm}}</w:t>
+      </w:r>
+      <w:r>
+        <w:rPr>
+          <w:rFonts w:ascii="Times New Roman" w:hAnsi="Times New Roman"/>
+          <w:sz w:val="30"/>
+        </w:rPr>
+        <w:t xml:space="preserve"> möhlet bilen uzadylmagyna rugsat berilmegine ýardam bermegini Sizden haýyş edýäris.</w:t>
       </w:r>
     </w:p>
     <w:p>
       <w:pPr>
         <w:jc w:val="both"/>
         <w:ind w:firstLine="720"/>
-        <w:spacing w:after="160"/>
+        <w:spacing w:after="0"/>
       </w:pPr>
       <w:r>
         <w:rPr>
@@ -103,26 +224,35 @@
         <w:t xml:space="preserve">Daşary ýurt raýatynyň Türkmenistana gelmeginiň, onda bolmagynyň we ondan gitmeginiň düzgünlerini berjaý etmegine jogapkärçiligi kompaniýamyz öz üstüne alýar.</w:t>
       </w:r>
     </w:p>
-    <w:p/>
-    <w:p>
-      <w:pPr>
-        <w:jc w:val="both"/>
-        <w:ind w:firstLine="720"/>
-        <w:spacing w:after="160"/>
-      </w:pPr>
-      <w:r>
-        <w:rPr>
-          <w:rFonts w:ascii="Times New Roman" w:hAnsi="Times New Roman"/>
-          <w:sz w:val="30"/>
-        </w:rPr>
-        <w:t xml:space="preserve">Goşundy: 1. Daşary ýurt raýatlarynyň sanawy — {{ds.TotalPersonCount}}
-                2. {{ds.TotalPersonCount}} ({{ds.TotalPersonCountText}}) sany daşary ýurt raýatynyň maglumaty</w:t>
-      </w:r>
-    </w:p>
-    <w:p/>
+    <w:p>
+      <w:pPr>
+        <w:jc w:val="left"/>
+        <w:spacing w:after="0"/>
+      </w:pPr>
+      <w:r>
+        <w:rPr>
+          <w:rFonts w:ascii="Times New Roman" w:hAnsi="Times New Roman"/>
+          <w:sz w:val="30"/>
+        </w:rPr>
+        <w:t xml:space="preserve">Goşundy: 1. Daşary ýurtly raýatlaryň pasport nusgalary – {{ds.TotalPersonCount}} sany</w:t>
+      </w:r>
+    </w:p>
+    <w:p>
+      <w:pPr>
+        <w:jc w:val="left"/>
+        <w:spacing w:after="80"/>
+      </w:pPr>
+      <w:r>
+        <w:rPr>
+          <w:rFonts w:ascii="Times New Roman" w:hAnsi="Times New Roman"/>
+          <w:sz w:val="30"/>
+        </w:rPr>
+        <w:t xml:space="preserve">                2. Goşundy ( {{ds.TotalPersonCount}} sany daşary ýurt raýatynyň maglumaty)</w:t>
+      </w:r>
+    </w:p>
     <w:tbl>
       <w:tblPr>
-        <w:tblW w:w="8306" w:type="dxa"/>
+        <w:tblW w:w="9506" w:type="dxa"/>
         <w:tblLayout w:type="fixed"/>
         <w:tblBorders>
           <w:top w:val="nil"/>
@@ -135,7 +265,7 @@
       </w:tblPr>
       <w:tblGrid>
         <w:gridCol w:w="5200"/>
-        <w:gridCol w:w="3106"/>
+        <w:gridCol w:w="4306"/>
       </w:tblGrid>
       <w:tr>
         <w:tc>
@@ -152,7 +282,7 @@
           <w:p>
             <w:pPr>
               <w:jc w:val="left"/>
-              <w:spacing w:before="480" w:after="0"/>
+              <w:spacing w:before="160" w:after="0"/>
             </w:pPr>
             <w:r>
               <w:rPr>
@@ -166,7 +296,7 @@
         </w:tc>
         <w:tc>
           <w:tcPr>
-            <w:tcW w:w="3106" w:type="dxa"/>
+            <w:tcW w:w="4306" w:type="dxa"/>
             <w:vAlign w:val="top"/>
             <w:tcBorders>
               <w:top w:val="nil"/>
@@ -178,7 +308,7 @@
           <w:p>
             <w:pPr>
               <w:jc w:val="right"/>
-              <w:spacing w:before="480" w:after="0"/>
+              <w:spacing w:before="160" w:after="0"/>
             </w:pPr>
             <w:r>
               <w:rPr>
@@ -194,7 +324,7 @@
     </w:tbl>
     <w:sectPr>
       <w:pgSz w:w="11906" w:h="16838"/>
-      <w:pgMar w:top="1440" w:right="1800" w:bottom="1440" w:left="1800"/>
+      <w:pgMar w:top="1440" w:right="1200" w:bottom="1440" w:left="1200"/>
     </w:sectPr>
   </w:body>
 </w:document>
